--- a/Capstone_Project/12_Assessment/Group-3_Individual_Contribution_Form_Willem.docx
+++ b/Capstone_Project/12_Assessment/Group-3_Individual_Contribution_Form_Willem.docx
@@ -37,7 +37,6 @@
       </w:r>
       <w:r>
         <w:br/>
-        <w:t>Student / Group Template</w:t>
       </w:r>
       <w:r>
         <w:br/>
@@ -270,14 +269,6 @@
         <w:t>Contribution Summary</w:t>
       </w:r>
     </w:p>
-    <w:p>
-      <w:pPr>
-        <w:keepNext/>
-      </w:pPr>
-      <w:r>
-        <w:t>Describe your specific research, design, coding, testing, documentation and presentation contributions.</w:t>
-      </w:r>
-    </w:p>
     <w:tbl>
       <w:tblPr>
         <w:tblStyle w:val="TableGrid"/>
@@ -488,7 +479,7 @@
               <w:rPr>
                 <w:sz w:val="19"/>
               </w:rPr>
-              <w:t>Tested login booking cancelling and the phone layout end to end on a test database</w:t>
+              <w:t>Test Plan and 36 test cases and Defect Log and Traceability Matrix (folder 06) and fixes for the defects found</w:t>
             </w:r>
           </w:p>
         </w:tc>
@@ -532,7 +523,7 @@
                 <w:sz w:val="19"/>
               </w:rPr>
               <w:br/>
-              <w:t>Compiled the Week 1 2 and 3 submissions and Chapter 4.7 Key modules (Week 4)</w:t>
+              <w:t>Compiled the Week 1 2 and 3 submissions Chapter 5 with the survey results and the CTU layout for Chapter 4.6 and 4.7 (Week 4)</w:t>
             </w:r>
           </w:p>
         </w:tc>
@@ -624,14 +615,6 @@
       </w:pPr>
       <w:r>
         <w:t>Git / Evidence References</w:t>
-      </w:r>
-    </w:p>
-    <w:p>
-      <w:pPr>
-        <w:keepNext/>
-      </w:pPr>
-      <w:r>
-        <w:t>List commits, files, diagrams, test cases or other evidence.</w:t>
       </w:r>
     </w:p>
     <w:tbl>
@@ -984,7 +967,7 @@
               <w:rPr>
                 <w:sz w:val="19"/>
               </w:rPr>
-              <w:t>Pull requests #1 and #3</w:t>
+              <w:t>Pull requests #1 and #3 and #6</w:t>
             </w:r>
           </w:p>
         </w:tc>
@@ -997,7 +980,7 @@
               <w:rPr>
                 <w:sz w:val="19"/>
               </w:rPr>
-              <w:t>20 and 21 Oct</w:t>
+              <w:t>20 to 22 Oct</w:t>
             </w:r>
           </w:p>
         </w:tc>
@@ -1028,14 +1011,6 @@
       <w:r>
         <w:lastRenderedPageBreak/>
         <w:t>Peer Confirmation</w:t>
-      </w:r>
-    </w:p>
-    <w:p>
-      <w:pPr>
-        <w:keepNext/>
-      </w:pPr>
-      <w:r>
-        <w:t>Other group members confirm whether this contribution record is accurate.</w:t>
       </w:r>
     </w:p>
     <w:tbl>
@@ -1126,58 +1101,6 @@
               </w:rPr>
               <w:t>Date</w:t>
             </w:r>
-          </w:p>
-        </w:tc>
-      </w:tr>
-      <w:tr>
-        <w:trPr>
-          <w:cantSplit/>
-          <w:trHeight w:val="567"/>
-        </w:trPr>
-        <w:tc>
-          <w:tcPr>
-            <w:tcW w:w="2835" w:type="dxa"/>
-          </w:tcPr>
-          <w:p>
-            <w:pPr>
-              <w:keepNext/>
-            </w:pPr>
-            <w:r>
-              <w:rPr>
-                <w:sz w:val="19"/>
-              </w:rPr>
-              <w:t>Oscar Khumalo</w:t>
-            </w:r>
-          </w:p>
-        </w:tc>
-        <w:tc>
-          <w:tcPr>
-            <w:tcW w:w="2041" w:type="dxa"/>
-          </w:tcPr>
-          <w:p>
-            <w:pPr>
-              <w:keepNext/>
-            </w:pPr>
-          </w:p>
-        </w:tc>
-        <w:tc>
-          <w:tcPr>
-            <w:tcW w:w="2835" w:type="dxa"/>
-          </w:tcPr>
-          <w:p>
-            <w:pPr>
-              <w:keepNext/>
-            </w:pPr>
-          </w:p>
-        </w:tc>
-        <w:tc>
-          <w:tcPr>
-            <w:tcW w:w="1814" w:type="dxa"/>
-          </w:tcPr>
-          <w:p>
-            <w:pPr>
-              <w:keepNext/>
-            </w:pPr>
           </w:p>
         </w:tc>
       </w:tr>
@@ -1293,95 +1216,6 @@
               <w:t>2026/10/22</w:t>
             </w:r>
           </w:p>
-        </w:tc>
-      </w:tr>
-      <w:tr>
-        <w:trPr>
-          <w:cantSplit/>
-          <w:trHeight w:val="567"/>
-        </w:trPr>
-        <w:tc>
-          <w:tcPr>
-            <w:tcW w:w="2835" w:type="dxa"/>
-          </w:tcPr>
-          <w:p>
-            <w:pPr>
-              <w:keepNext/>
-            </w:pPr>
-            <w:r>
-              <w:rPr>
-                <w:sz w:val="19"/>
-              </w:rPr>
-              <w:t>Lebohang Tlaitlai</w:t>
-            </w:r>
-          </w:p>
-        </w:tc>
-        <w:tc>
-          <w:tcPr>
-            <w:tcW w:w="2041" w:type="dxa"/>
-          </w:tcPr>
-          <w:p>
-            <w:pPr>
-              <w:keepNext/>
-            </w:pPr>
-          </w:p>
-        </w:tc>
-        <w:tc>
-          <w:tcPr>
-            <w:tcW w:w="2835" w:type="dxa"/>
-          </w:tcPr>
-          <w:p>
-            <w:pPr>
-              <w:keepNext/>
-            </w:pPr>
-          </w:p>
-        </w:tc>
-        <w:tc>
-          <w:tcPr>
-            <w:tcW w:w="1814" w:type="dxa"/>
-          </w:tcPr>
-          <w:p>
-            <w:pPr>
-              <w:keepNext/>
-            </w:pPr>
-          </w:p>
-        </w:tc>
-      </w:tr>
-      <w:tr>
-        <w:trPr>
-          <w:cantSplit/>
-          <w:trHeight w:val="567"/>
-        </w:trPr>
-        <w:tc>
-          <w:tcPr>
-            <w:tcW w:w="2835" w:type="dxa"/>
-          </w:tcPr>
-          <w:p>
-            <w:r>
-              <w:rPr>
-                <w:sz w:val="19"/>
-              </w:rPr>
-              <w:t>Gerhardus van den Berg</w:t>
-            </w:r>
-          </w:p>
-        </w:tc>
-        <w:tc>
-          <w:tcPr>
-            <w:tcW w:w="2041" w:type="dxa"/>
-          </w:tcPr>
-          <w:p/>
-        </w:tc>
-        <w:tc>
-          <w:tcPr>
-            <w:tcW w:w="2835" w:type="dxa"/>
-          </w:tcPr>
-          <w:p/>
-        </w:tc>
-        <w:tc>
-          <w:tcPr>
-            <w:tcW w:w="1814" w:type="dxa"/>
-          </w:tcPr>
-          <w:p/>
         </w:tc>
       </w:tr>
     </w:tbl>
@@ -1610,7 +1444,7 @@
       <w:rPr>
         <w:sz w:val="16"/>
       </w:rPr>
-      <w:t xml:space="preserve">Capstone Project Template | Lecturer/Supervisor: Jabulile </w:t>
+      <w:t xml:space="preserve">Capstone Project | Lecturer/Supervisor: Jabulile </w:t>
     </w:r>
     <w:proofErr w:type="spellStart"/>
     <w:r>

--- a/Capstone_Project/12_Assessment/Group-3_Individual_Contribution_Form_Willem.docx
+++ b/Capstone_Project/12_Assessment/Group-3_Individual_Contribution_Form_Willem.docx
@@ -196,7 +196,7 @@
           </w:tcPr>
           <w:p>
             <w:r>
-              <w:t>Week 4</w:t>
+              <w:t>Week 5 Final submission</w:t>
             </w:r>
           </w:p>
         </w:tc>
@@ -222,7 +222,7 @@
           </w:tcPr>
           <w:p>
             <w:r>
-              <w:t>Friday 23 October 2026</w:t>
+              <w:t>Thursday 29 October 2026</w:t>
             </w:r>
           </w:p>
         </w:tc>
@@ -354,7 +354,7 @@
               <w:rPr>
                 <w:sz w:val="19"/>
               </w:rPr>
-              <w:t>Chapter 1 Introduction and helped with the Chapter 2 literature review and matrix</w:t>
+              <w:t>Chapter 1 Introduction and help with the Chapter 2 literature review</w:t>
             </w:r>
           </w:p>
         </w:tc>
@@ -391,7 +391,7 @@
               <w:rPr>
                 <w:sz w:val="19"/>
               </w:rPr>
-              <w:t>Architecture diagram technology stack and the shared page template (header logo theme and page parts)</w:t>
+              <w:t>Architecture diagram and the shared page template</w:t>
             </w:r>
           </w:p>
         </w:tc>
@@ -428,21 +428,7 @@
               <w:rPr>
                 <w:sz w:val="19"/>
               </w:rPr>
-              <w:t>Back-end set up login and role checks (server.js routes/auth.js middleware)</w:t>
-            </w:r>
-            <w:r>
-              <w:rPr>
-                <w:sz w:val="19"/>
-              </w:rPr>
-              <w:br/>
-              <w:t>Bookings API with change cancel history and no double booking</w:t>
-            </w:r>
-            <w:r>
-              <w:rPr>
-                <w:sz w:val="19"/>
-              </w:rPr>
-              <w:br/>
-              <w:t>Book a slot page and My bookings page with the phone layout</w:t>
+              <w:t>Back-end set up with login and role checks, the Bookings API, and the Book a slot and My bookings pages</w:t>
             </w:r>
           </w:p>
         </w:tc>
@@ -479,7 +465,7 @@
               <w:rPr>
                 <w:sz w:val="19"/>
               </w:rPr>
-              <w:t>Test Plan and 36 test cases and Defect Log and Traceability Matrix (folder 06) and fixes for the defects found</w:t>
+              <w:t>Test Plan, test cases, Defect Log and fixes</w:t>
             </w:r>
           </w:p>
         </w:tc>
@@ -516,14 +502,7 @@
               <w:rPr>
                 <w:sz w:val="19"/>
               </w:rPr>
-              <w:t>Project charter work plan and ethics form</w:t>
-            </w:r>
-            <w:r>
-              <w:rPr>
-                <w:sz w:val="19"/>
-              </w:rPr>
-              <w:br/>
-              <w:t>Compiled the Week 1 2 and 3 submissions Chapter 5 with the survey results and the CTU layout for Chapter 4.6 and 4.7 (Week 4)</w:t>
+              <w:t>Project charter, ethics form and compiling the submissions and final dissertation</w:t>
             </w:r>
           </w:p>
         </w:tc>
@@ -560,14 +539,7 @@
               <w:rPr>
                 <w:sz w:val="19"/>
               </w:rPr>
-              <w:t>Group Lead and Scrum Master: GitHub repository and a branch for each member</w:t>
-            </w:r>
-            <w:r>
-              <w:rPr>
-                <w:sz w:val="19"/>
-              </w:rPr>
-              <w:br/>
-              <w:t>Reviewed and merged pull requests and made the task sign-up sheet</w:t>
+              <w:t>Group Lead and Scrum Master, GitHub set-up and pull request reviews</w:t>
             </w:r>
           </w:p>
         </w:tc>
@@ -598,7 +570,7 @@
               <w:rPr>
                 <w:sz w:val="19"/>
               </w:rPr>
-              <w:t>Demo data and demo laptop and the final dissertation and submission (Week 5)</w:t>
+              <w:t>Slides 1 to 4 in the final presentation (Week 5)</w:t>
             </w:r>
           </w:p>
         </w:tc>
@@ -705,7 +677,7 @@
               <w:rPr>
                 <w:sz w:val="19"/>
               </w:rPr>
-              <w:t>dcb7cd2 and 092dd77</w:t>
+              <w:t>dcb7cd2</w:t>
             </w:r>
           </w:p>
         </w:tc>
@@ -737,7 +709,7 @@
               <w:rPr>
                 <w:sz w:val="19"/>
               </w:rPr>
-              <w:t>Repository and project structure</w:t>
+              <w:t>Repository set up</w:t>
             </w:r>
           </w:p>
         </w:tc>
@@ -758,7 +730,7 @@
               <w:rPr>
                 <w:sz w:val="19"/>
               </w:rPr>
-              <w:t>88460f8</w:t>
+              <w:t>6f458c7 and 590e891</w:t>
             </w:r>
           </w:p>
         </w:tc>
@@ -774,7 +746,7 @@
               <w:rPr>
                 <w:sz w:val="19"/>
               </w:rPr>
-              <w:t>19 Oct</w:t>
+              <w:t>20 and 21 Oct</w:t>
             </w:r>
           </w:p>
         </w:tc>
@@ -790,113 +762,7 @@
               <w:rPr>
                 <w:sz w:val="19"/>
               </w:rPr>
-              <w:t>Back-end folders schema and seed scripts and diagrams</w:t>
-            </w:r>
-          </w:p>
-        </w:tc>
-      </w:tr>
-      <w:tr>
-        <w:trPr>
-          <w:cantSplit/>
-        </w:trPr>
-        <w:tc>
-          <w:tcPr>
-            <w:tcW w:w="3175" w:type="dxa"/>
-          </w:tcPr>
-          <w:p>
-            <w:pPr>
-              <w:keepNext/>
-            </w:pPr>
-            <w:r>
-              <w:rPr>
-                <w:sz w:val="19"/>
-              </w:rPr>
-              <w:t>6f458c7</w:t>
-            </w:r>
-          </w:p>
-        </w:tc>
-        <w:tc>
-          <w:tcPr>
-            <w:tcW w:w="1587" w:type="dxa"/>
-          </w:tcPr>
-          <w:p>
-            <w:pPr>
-              <w:keepNext/>
-            </w:pPr>
-            <w:r>
-              <w:rPr>
-                <w:sz w:val="19"/>
-              </w:rPr>
-              <w:t>20 Oct</w:t>
-            </w:r>
-          </w:p>
-        </w:tc>
-        <w:tc>
-          <w:tcPr>
-            <w:tcW w:w="4762" w:type="dxa"/>
-          </w:tcPr>
-          <w:p>
-            <w:pPr>
-              <w:keepNext/>
-            </w:pPr>
-            <w:r>
-              <w:rPr>
-                <w:sz w:val="19"/>
-              </w:rPr>
-              <w:t>Header layout theme login middleware and Bookings API</w:t>
-            </w:r>
-          </w:p>
-        </w:tc>
-      </w:tr>
-      <w:tr>
-        <w:trPr>
-          <w:cantSplit/>
-        </w:trPr>
-        <w:tc>
-          <w:tcPr>
-            <w:tcW w:w="3175" w:type="dxa"/>
-          </w:tcPr>
-          <w:p>
-            <w:pPr>
-              <w:keepNext/>
-            </w:pPr>
-            <w:r>
-              <w:rPr>
-                <w:sz w:val="19"/>
-              </w:rPr>
-              <w:t>590e891</w:t>
-            </w:r>
-          </w:p>
-        </w:tc>
-        <w:tc>
-          <w:tcPr>
-            <w:tcW w:w="1587" w:type="dxa"/>
-          </w:tcPr>
-          <w:p>
-            <w:pPr>
-              <w:keepNext/>
-            </w:pPr>
-            <w:r>
-              <w:rPr>
-                <w:sz w:val="19"/>
-              </w:rPr>
-              <w:t>21 Oct</w:t>
-            </w:r>
-          </w:p>
-        </w:tc>
-        <w:tc>
-          <w:tcPr>
-            <w:tcW w:w="4762" w:type="dxa"/>
-          </w:tcPr>
-          <w:p>
-            <w:pPr>
-              <w:keepNext/>
-            </w:pPr>
-            <w:r>
-              <w:rPr>
-                <w:sz w:val="19"/>
-              </w:rPr>
-              <w:t>Booking error handling routes and Book a slot page</w:t>
+              <w:t>Login, Bookings API and Book a slot page</w:t>
             </w:r>
           </w:p>
         </w:tc>
@@ -949,51 +815,7 @@
               <w:rPr>
                 <w:sz w:val="19"/>
               </w:rPr>
-              <w:t>My bookings page and phone layout</w:t>
-            </w:r>
-          </w:p>
-        </w:tc>
-      </w:tr>
-      <w:tr>
-        <w:trPr>
-          <w:cantSplit/>
-        </w:trPr>
-        <w:tc>
-          <w:tcPr>
-            <w:tcW w:w="3175" w:type="dxa"/>
-          </w:tcPr>
-          <w:p>
-            <w:r>
-              <w:rPr>
-                <w:sz w:val="19"/>
-              </w:rPr>
-              <w:t>Pull requests #1 and #3 and #6</w:t>
-            </w:r>
-          </w:p>
-        </w:tc>
-        <w:tc>
-          <w:tcPr>
-            <w:tcW w:w="1587" w:type="dxa"/>
-          </w:tcPr>
-          <w:p>
-            <w:r>
-              <w:rPr>
-                <w:sz w:val="19"/>
-              </w:rPr>
-              <w:t>20 to 22 Oct</w:t>
-            </w:r>
-          </w:p>
-        </w:tc>
-        <w:tc>
-          <w:tcPr>
-            <w:tcW w:w="4762" w:type="dxa"/>
-          </w:tcPr>
-          <w:p>
-            <w:r>
-              <w:rPr>
-                <w:sz w:val="19"/>
-              </w:rPr>
-              <w:t>Reviewed and merged</w:t>
+              <w:t>My bookings page</w:t>
             </w:r>
           </w:p>
         </w:tc>
@@ -1213,7 +1035,7 @@
               <w:keepNext/>
             </w:pPr>
             <w:r>
-              <w:t>2026/10/22</w:t>
+              <w:t>2026/10/29</w:t>
             </w:r>
           </w:p>
         </w:tc>
@@ -1383,7 +1205,7 @@
           </w:tcPr>
           <w:p>
             <w:r>
-              <w:t>2026/10/22</w:t>
+              <w:t>2026/10/29</w:t>
             </w:r>
           </w:p>
         </w:tc>

--- a/Capstone_Project/12_Assessment/Group-3_Individual_Contribution_Form_Willem.docx
+++ b/Capstone_Project/12_Assessment/Group-3_Individual_Contribution_Form_Willem.docx
@@ -992,7 +992,7 @@
                       <wp:lineTo x="0" y="0"/>
                     </wp:wrapPolygon>
                   </wp:wrapTight>
-                  <wp:docPr id="440669464" name="Picture 1"/>
+                  <wp:docPr id="1001" name="Picture 1"/>
                   <wp:cNvGraphicFramePr>
                     <a:graphicFrameLocks xmlns:a="http://schemas.openxmlformats.org/drawingml/2006/main" noChangeAspect="1"/>
                   </wp:cNvGraphicFramePr>
@@ -1022,6 +1022,228 @@
                     </a:graphicData>
                   </a:graphic>
                 </wp:anchor>
+              </w:drawing>
+            </w:r>
+          </w:p>
+        </w:tc>
+        <w:tc>
+          <w:tcPr>
+            <w:tcW w:w="1814" w:type="dxa"/>
+          </w:tcPr>
+          <w:p>
+            <w:pPr>
+              <w:keepNext/>
+            </w:pPr>
+            <w:r>
+              <w:t>2026/10/29</w:t>
+            </w:r>
+          </w:p>
+        </w:tc>
+      </w:tr>
+      <w:tr>
+        <w:trPr>
+          <w:cantSplit/>
+          <w:trHeight w:val="567"/>
+        </w:trPr>
+        <w:tc>
+          <w:tcPr>
+            <w:tcW w:w="2835" w:type="dxa"/>
+          </w:tcPr>
+          <w:p>
+            <w:pPr>
+              <w:keepNext/>
+            </w:pPr>
+            <w:r>
+              <w:rPr>
+                <w:sz w:val="19"/>
+              </w:rPr>
+              <w:t>Oscar Khumalo</w:t>
+            </w:r>
+          </w:p>
+        </w:tc>
+        <w:tc>
+          <w:tcPr>
+            <w:tcW w:w="2041" w:type="dxa"/>
+          </w:tcPr>
+          <w:p>
+            <w:pPr>
+              <w:keepNext/>
+            </w:pPr>
+            <w:r>
+              <w:t>Yes</w:t>
+            </w:r>
+          </w:p>
+        </w:tc>
+        <w:tc>
+          <w:tcPr>
+            <w:tcW w:w="2835" w:type="dxa"/>
+          </w:tcPr>
+          <w:p>
+            <w:pPr>
+              <w:keepNext/>
+            </w:pPr>
+            <w:r>
+              <w:rPr>
+                <w:i/>
+                <w:sz w:val="24"/>
+              </w:rPr>
+              <w:t>B.O Khumalo</w:t>
+            </w:r>
+          </w:p>
+        </w:tc>
+        <w:tc>
+          <w:tcPr>
+            <w:tcW w:w="1814" w:type="dxa"/>
+          </w:tcPr>
+          <w:p>
+            <w:pPr>
+              <w:keepNext/>
+            </w:pPr>
+            <w:r>
+              <w:t>2026/10/29</w:t>
+            </w:r>
+          </w:p>
+        </w:tc>
+      </w:tr>
+      <w:tr>
+        <w:trPr>
+          <w:cantSplit/>
+          <w:trHeight w:val="567"/>
+        </w:trPr>
+        <w:tc>
+          <w:tcPr>
+            <w:tcW w:w="2835" w:type="dxa"/>
+          </w:tcPr>
+          <w:p>
+            <w:pPr>
+              <w:keepNext/>
+            </w:pPr>
+            <w:r>
+              <w:rPr>
+                <w:sz w:val="19"/>
+              </w:rPr>
+              <w:t>Lebohang Tlaitlai</w:t>
+            </w:r>
+          </w:p>
+        </w:tc>
+        <w:tc>
+          <w:tcPr>
+            <w:tcW w:w="2041" w:type="dxa"/>
+          </w:tcPr>
+          <w:p>
+            <w:pPr>
+              <w:keepNext/>
+            </w:pPr>
+            <w:r>
+              <w:t>Yes</w:t>
+            </w:r>
+          </w:p>
+        </w:tc>
+        <w:tc>
+          <w:tcPr>
+            <w:tcW w:w="2835" w:type="dxa"/>
+          </w:tcPr>
+          <w:p>
+            <w:pPr>
+              <w:keepNext/>
+            </w:pPr>
+            <w:r>
+              <w:rPr>
+                <w:i/>
+                <w:sz w:val="24"/>
+              </w:rPr>
+              <w:t>LN.Tlaitlai</w:t>
+            </w:r>
+          </w:p>
+        </w:tc>
+        <w:tc>
+          <w:tcPr>
+            <w:tcW w:w="1814" w:type="dxa"/>
+          </w:tcPr>
+          <w:p>
+            <w:pPr>
+              <w:keepNext/>
+            </w:pPr>
+            <w:r>
+              <w:t>2026/10/29</w:t>
+            </w:r>
+          </w:p>
+        </w:tc>
+      </w:tr>
+      <w:tr>
+        <w:trPr>
+          <w:cantSplit/>
+          <w:trHeight w:val="567"/>
+        </w:trPr>
+        <w:tc>
+          <w:tcPr>
+            <w:tcW w:w="2835" w:type="dxa"/>
+          </w:tcPr>
+          <w:p>
+            <w:pPr>
+              <w:keepNext/>
+            </w:pPr>
+            <w:r>
+              <w:rPr>
+                <w:sz w:val="19"/>
+              </w:rPr>
+              <w:t>Gerhardus van den Berg</w:t>
+            </w:r>
+          </w:p>
+        </w:tc>
+        <w:tc>
+          <w:tcPr>
+            <w:tcW w:w="2041" w:type="dxa"/>
+          </w:tcPr>
+          <w:p>
+            <w:pPr>
+              <w:keepNext/>
+            </w:pPr>
+            <w:r>
+              <w:t>Yes</w:t>
+            </w:r>
+          </w:p>
+        </w:tc>
+        <w:tc>
+          <w:tcPr>
+            <w:tcW w:w="2835" w:type="dxa"/>
+          </w:tcPr>
+          <w:p>
+            <w:pPr>
+              <w:keepNext/>
+            </w:pPr>
+            <w:r>
+              <w:drawing>
+                <wp:inline xmlns:a="http://schemas.openxmlformats.org/drawingml/2006/main" xmlns:pic="http://schemas.openxmlformats.org/drawingml/2006/picture">
+                  <wp:extent cx="372364" cy="288000"/>
+                  <wp:docPr id="1002" name="Picture 2142549088"/>
+                  <wp:cNvGraphicFramePr>
+                    <a:graphicFrameLocks noChangeAspect="1"/>
+                  </wp:cNvGraphicFramePr>
+                  <a:graphic>
+                    <a:graphicData uri="http://schemas.openxmlformats.org/drawingml/2006/picture">
+                      <pic:pic>
+                        <pic:nvPicPr>
+                          <pic:cNvPr id="0" name="image.png"/>
+                          <pic:cNvPicPr/>
+                        </pic:nvPicPr>
+                        <pic:blipFill>
+                          <a:blip r:embed="rId16"/>
+                          <a:stretch>
+                            <a:fillRect/>
+                          </a:stretch>
+                        </pic:blipFill>
+                        <pic:spPr>
+                          <a:xfrm>
+                            <a:off x="0" y="0"/>
+                            <a:ext cx="372364" cy="288000"/>
+                          </a:xfrm>
+                          <a:prstGeom prst="rect"/>
+                        </pic:spPr>
+                      </pic:pic>
+                    </a:graphicData>
+                  </a:graphic>
+                </wp:inline>
               </w:drawing>
             </w:r>
           </w:p>
@@ -1165,7 +1387,7 @@
                 <wp:inline distT="0" distB="0" distL="0" distR="0" wp14:anchorId="54B12A83" wp14:editId="3662A5D3">
                   <wp:extent cx="2383155" cy="400050"/>
                   <wp:effectExtent l="0" t="0" r="0" b="0"/>
-                  <wp:docPr id="2142549087" name="Picture 1"/>
+                  <wp:docPr id="1003" name="Picture 1"/>
                   <wp:cNvGraphicFramePr>
                     <a:graphicFrameLocks xmlns:a="http://schemas.openxmlformats.org/drawingml/2006/main" noChangeAspect="1"/>
                   </wp:cNvGraphicFramePr>
@@ -1213,8 +1435,16 @@
     </w:tbl>
     <w:p>
       <w:pPr>
-        <w:spacing w:after="60"/>
+        <w:spacing w:before="0" w:after="0" w:line="20" w:lineRule="exact"/>
+        <w:rPr>
+          <w:sz w:val="2"/>
+        </w:rPr>
       </w:pPr>
+      <w:r>
+        <w:rPr>
+          <w:sz w:val="2"/>
+        </w:rPr>
+      </w:r>
     </w:p>
     <w:sectPr>
       <w:headerReference w:type="default" r:id="rId10"/>
